--- a/ky/wisdom-stories/his-hand-is-at-work.docx
+++ b/ky/wisdom-stories/his-hand-is-at-work.docx
@@ -39,7 +39,7 @@
           <w:sz w:val="22"/>
           <w:lang w:val="ky-KG"/>
         </w:rPr>
-        <w:t>Бир киши он жумуртканы он тыйынга сатып алып, тогуз тыйынга сатчу экен. Тааныштары мындай таң калыштуу сооданын максатын сураганда, ал мындай деп жооп берет:</w:t>
+        <w:t>Бир киши он жумуртканы он капыкка сатып алып, тогуз капыкка сатчу экен. Тааныштары мындай таң калыштуу сооданын максатын сураганда, ал мындай деп жооп берет:</w:t>
       </w:r>
     </w:p>
     <w:p>
@@ -81,7 +81,7 @@
           <w:sz w:val="22"/>
           <w:lang w:val="ky-KG"/>
         </w:rPr>
-        <w:t xml:space="preserve">Сабак: </w:t>
+        <w:t>Сабак: Элге иштеп жаткандай көрүнүү башка, иштен майнап чыгаруу башка. Көрүнүш үчүн гана маанисиз иш кылуу зыян алып келет.</w:t>
       </w:r>
       <w:r>
         <w:rPr>
@@ -90,7 +90,6 @@
           <w:sz w:val="22"/>
           <w:lang w:val="ky-KG"/>
         </w:rPr>
-        <w:t>Элге иштеп жаткандай көрүнүү башка, иштен майнап чыгаруу башка. Куру көрүнүш үчүн убактыңды, каражатыңды текке кетирбе.</w:t>
       </w:r>
     </w:p>
     <w:p>
@@ -110,7 +109,7 @@
           <w:sz w:val="18"/>
           <w:lang w:val="ky-KG"/>
         </w:rPr>
-        <w:t>Окуя ачык интернет булактарынан алынды.</w:t>
+        <w:t>Аңгемелер ачык интернет булактарынан алынган, иллюстрациялар болсо ЖИ менен түзүлгөн.</w:t>
       </w:r>
     </w:p>
     <w:sectPr>
